--- a/template.docx
+++ b/template.docx
@@ -1,6 +1,6 @@
 
 <file path=word/document.xml><?xml version="1.0" encoding="utf-8"?>
-<w:document xmlns:wpc="http://schemas.microsoft.com/office/word/2010/wordprocessingCanvas" xmlns:cx="http://schemas.microsoft.com/office/drawing/2014/chartex" xmlns:cx1="http://schemas.microsoft.com/office/drawing/2015/9/8/chartex" xmlns:cx2="http://schemas.microsoft.com/office/drawing/2015/10/21/chartex" xmlns:cx3="http://schemas.microsoft.com/office/drawing/2016/5/9/chartex" xmlns:cx4="http://schemas.microsoft.com/office/drawing/2016/5/10/chartex" xmlns:cx5="http://schemas.microsoft.com/office/drawing/2016/5/11/chartex" xmlns:cx6="http://schemas.microsoft.com/office/drawing/2016/5/12/chartex" xmlns:cx7="http://schemas.microsoft.com/office/drawing/2016/5/13/chartex" xmlns:cx8="http://schemas.microsoft.com/office/drawing/2016/5/14/chartex" xmlns:mc="http://schemas.openxmlformats.org/markup-compatibility/2006" xmlns:aink="http://schemas.microsoft.com/office/drawing/2016/ink" xmlns:am3d="http://schemas.microsoft.com/office/drawing/2017/model3d" xmlns:o="urn:schemas-microsoft-com:office:office" xmlns:oel="http://schemas.microsoft.com/office/2019/extlst" xmlns:r="http://schemas.openxmlformats.org/officeDocument/2006/relationships" xmlns:m="http://schemas.openxmlformats.org/officeDocument/2006/math" xmlns:v="urn:schemas-microsoft-com:vml" xmlns:wp14="http://schemas.microsoft.com/office/word/2010/wordprocessingDrawing" xmlns:wp="http://schemas.openxmlformats.org/drawingml/2006/wordprocessingDrawing" xmlns:w10="urn:schemas-microsoft-com:office:word" xmlns:w="http://schemas.openxmlformats.org/wordprocessingml/2006/main" xmlns:w14="http://schemas.microsoft.com/office/word/2010/wordml" xmlns:w15="http://schemas.microsoft.com/office/word/2012/wordml" xmlns:w16cex="http://schemas.microsoft.com/office/word/2018/wordml/cex" xmlns:w16cid="http://schemas.microsoft.com/office/word/2016/wordml/cid" xmlns:w16="http://schemas.microsoft.com/office/word/2018/wordml" xmlns:w16sdtdh="http://schemas.microsoft.com/office/word/2020/wordml/sdtdatahash" xmlns:w16se="http://schemas.microsoft.com/office/word/2015/wordml/symex" xmlns:wpg="http://schemas.microsoft.com/office/word/2010/wordprocessingGroup" xmlns:wpi="http://schemas.microsoft.com/office/word/2010/wordprocessingInk" xmlns:wne="http://schemas.microsoft.com/office/word/2006/wordml" xmlns:wps="http://schemas.microsoft.com/office/word/2010/wordprocessingShape" mc:Ignorable="w14 w15 w16se w16cid w16 w16cex w16sdtdh wp14">
+<w:document xmlns:wpc="http://schemas.microsoft.com/office/word/2010/wordprocessingCanvas" xmlns:cx="http://schemas.microsoft.com/office/drawing/2014/chartex" xmlns:cx1="http://schemas.microsoft.com/office/drawing/2015/9/8/chartex" xmlns:cx2="http://schemas.microsoft.com/office/drawing/2015/10/21/chartex" xmlns:cx3="http://schemas.microsoft.com/office/drawing/2016/5/9/chartex" xmlns:cx4="http://schemas.microsoft.com/office/drawing/2016/5/10/chartex" xmlns:cx5="http://schemas.microsoft.com/office/drawing/2016/5/11/chartex" xmlns:cx6="http://schemas.microsoft.com/office/drawing/2016/5/12/chartex" xmlns:cx7="http://schemas.microsoft.com/office/drawing/2016/5/13/chartex" xmlns:cx8="http://schemas.microsoft.com/office/drawing/2016/5/14/chartex" xmlns:mc="http://schemas.openxmlformats.org/markup-compatibility/2006" xmlns:aink="http://schemas.microsoft.com/office/drawing/2016/ink" xmlns:am3d="http://schemas.microsoft.com/office/drawing/2017/model3d" xmlns:o="urn:schemas-microsoft-com:office:office" xmlns:oel="http://schemas.microsoft.com/office/2019/extlst" xmlns:r="http://schemas.openxmlformats.org/officeDocument/2006/relationships" xmlns:m="http://schemas.openxmlformats.org/officeDocument/2006/math" xmlns:v="urn:schemas-microsoft-com:vml" xmlns:wp14="http://schemas.microsoft.com/office/word/2010/wordprocessingDrawing" xmlns:wp="http://schemas.openxmlformats.org/drawingml/2006/wordprocessingDrawing" xmlns:w10="urn:schemas-microsoft-com:office:word" xmlns:w="http://schemas.openxmlformats.org/wordprocessingml/2006/main" xmlns:w14="http://schemas.microsoft.com/office/word/2010/wordml" xmlns:w15="http://schemas.microsoft.com/office/word/2012/wordml" xmlns:w16cex="http://schemas.microsoft.com/office/word/2018/wordml/cex" xmlns:w16cid="http://schemas.microsoft.com/office/word/2016/wordml/cid" xmlns:w16="http://schemas.microsoft.com/office/word/2018/wordml" xmlns:w16du="http://schemas.microsoft.com/office/word/2023/wordml/word16du" xmlns:w16sdtdh="http://schemas.microsoft.com/office/word/2020/wordml/sdtdatahash" xmlns:w16sdtfl="http://schemas.microsoft.com/office/word/2024/wordml/sdtformatlock" xmlns:w16se="http://schemas.microsoft.com/office/word/2015/wordml/symex" xmlns:wpg="http://schemas.microsoft.com/office/word/2010/wordprocessingGroup" xmlns:wpi="http://schemas.microsoft.com/office/word/2010/wordprocessingInk" xmlns:wne="http://schemas.microsoft.com/office/word/2006/wordml" xmlns:wps="http://schemas.microsoft.com/office/word/2010/wordprocessingShape" mc:Ignorable="w14 w15 w16se w16cid w16 w16cex w16sdtdh w16sdtfl w16du wp14">
   <w:body>
     <w:p>
       <w:r>
@@ -63,7 +63,7 @@
     <w:tbl>
       <w:tblPr>
         <w:tblStyle w:val="Grigliatabella"/>
-        <w:tblW w:w="0" w:type="auto"/>
+        <w:tblW w:w="10915" w:type="dxa"/>
         <w:tblBorders>
           <w:top w:val="none" w:sz="0" w:space="0" w:color="auto"/>
           <w:left w:val="none" w:sz="0" w:space="0" w:color="auto"/>
@@ -75,13 +75,13 @@
         <w:tblLook w:val="04A0" w:firstRow="1" w:lastRow="0" w:firstColumn="1" w:lastColumn="0" w:noHBand="0" w:noVBand="1"/>
       </w:tblPr>
       <w:tblGrid>
-        <w:gridCol w:w="4675"/>
-        <w:gridCol w:w="4675"/>
+        <w:gridCol w:w="5529"/>
+        <w:gridCol w:w="5386"/>
       </w:tblGrid>
       <w:tr>
         <w:tc>
           <w:tcPr>
-            <w:tcW w:w="4675" w:type="dxa"/>
+            <w:tcW w:w="5529" w:type="dxa"/>
           </w:tcPr>
           <w:p>
             <w:pPr>
@@ -109,7 +109,7 @@
         </w:tc>
         <w:tc>
           <w:tcPr>
-            <w:tcW w:w="4675" w:type="dxa"/>
+            <w:tcW w:w="5386" w:type="dxa"/>
           </w:tcPr>
           <w:p>
             <w:pPr>
@@ -590,7 +590,6 @@
     <w:p>
       <w:pPr>
         <w:rPr>
-          <w:u w:val="single"/>
           <w:lang w:val="it-IT"/>
         </w:rPr>
       </w:pPr>
@@ -607,6 +606,65 @@
           <w:lang w:val="it-IT"/>
         </w:rPr>
       </w:pPr>
+      <w:r>
+        <w:rPr>
+          <w:noProof/>
+          <w:lang w:val="it-IT"/>
+        </w:rPr>
+        <w:drawing>
+          <wp:inline distT="0" distB="0" distL="0" distR="0" wp14:anchorId="3713414E" wp14:editId="77FF763C">
+            <wp:extent cx="485029" cy="485029"/>
+            <wp:effectExtent l="0" t="0" r="0" b="0"/>
+            <wp:docPr id="695476610" name="Immagine 3"/>
+            <wp:cNvGraphicFramePr>
+              <a:graphicFrameLocks xmlns:a="http://schemas.openxmlformats.org/drawingml/2006/main" noChangeAspect="1"/>
+            </wp:cNvGraphicFramePr>
+            <a:graphic xmlns:a="http://schemas.openxmlformats.org/drawingml/2006/main">
+              <a:graphicData uri="http://schemas.openxmlformats.org/drawingml/2006/picture">
+                <pic:pic xmlns:pic="http://schemas.openxmlformats.org/drawingml/2006/picture">
+                  <pic:nvPicPr>
+                    <pic:cNvPr id="695476610" name="Immagine 695476610"/>
+                    <pic:cNvPicPr/>
+                  </pic:nvPicPr>
+                  <pic:blipFill>
+                    <a:blip r:embed="rId9" cstate="print">
+                      <a:extLst>
+                        <a:ext uri="{28A0092B-C50C-407E-A947-70E740481C1C}">
+                          <a14:useLocalDpi xmlns:a14="http://schemas.microsoft.com/office/drawing/2010/main" val="0"/>
+                        </a:ext>
+                      </a:extLst>
+                    </a:blip>
+                    <a:stretch>
+                      <a:fillRect/>
+                    </a:stretch>
+                  </pic:blipFill>
+                  <pic:spPr>
+                    <a:xfrm>
+                      <a:off x="0" y="0"/>
+                      <a:ext cx="493537" cy="493537"/>
+                    </a:xfrm>
+                    <a:prstGeom prst="rect">
+                      <a:avLst/>
+                    </a:prstGeom>
+                  </pic:spPr>
+                </pic:pic>
+              </a:graphicData>
+            </a:graphic>
+          </wp:inline>
+        </w:drawing>
+      </w:r>
+      <w:r>
+        <w:rPr>
+          <w:lang w:val="it-IT"/>
+        </w:rPr>
+        <w:t>@@</w:t>
+      </w:r>
+      <w:r>
+        <w:rPr>
+          <w:lang w:val="it-IT"/>
+        </w:rPr>
+        <w:t>image2</w:t>
+      </w:r>
     </w:p>
     <w:tbl>
       <w:tblPr>
@@ -891,7 +949,7 @@
       <w:r>
         <w:t xml:space="preserve">Please contact </w:t>
       </w:r>
-      <w:hyperlink r:id="rId9" w:history="1">
+      <w:hyperlink r:id="rId10" w:history="1">
         <w:r>
           <w:rPr>
             <w:rStyle w:val="Collegamentoipertestuale"/>
@@ -910,8 +968,8 @@
       </w:pPr>
     </w:p>
     <w:sectPr>
-      <w:headerReference w:type="default" r:id="rId10"/>
-      <w:footerReference w:type="default" r:id="rId11"/>
+      <w:headerReference w:type="default" r:id="rId11"/>
+      <w:footerReference w:type="default" r:id="rId12"/>
       <w:pgSz w:w="12240" w:h="15840"/>
       <w:pgMar w:top="720" w:right="720" w:bottom="720" w:left="720" w:header="720" w:footer="720" w:gutter="0"/>
       <w:cols w:space="720"/>
@@ -922,7 +980,7 @@
 </file>
 
 <file path=word/endnotes.xml><?xml version="1.0" encoding="utf-8"?>
-<w:endnotes xmlns:wpc="http://schemas.microsoft.com/office/word/2010/wordprocessingCanvas" xmlns:cx="http://schemas.microsoft.com/office/drawing/2014/chartex" xmlns:cx1="http://schemas.microsoft.com/office/drawing/2015/9/8/chartex" xmlns:cx2="http://schemas.microsoft.com/office/drawing/2015/10/21/chartex" xmlns:cx3="http://schemas.microsoft.com/office/drawing/2016/5/9/chartex" xmlns:cx4="http://schemas.microsoft.com/office/drawing/2016/5/10/chartex" xmlns:cx5="http://schemas.microsoft.com/office/drawing/2016/5/11/chartex" xmlns:cx6="http://schemas.microsoft.com/office/drawing/2016/5/12/chartex" xmlns:cx7="http://schemas.microsoft.com/office/drawing/2016/5/13/chartex" xmlns:cx8="http://schemas.microsoft.com/office/drawing/2016/5/14/chartex" xmlns:mc="http://schemas.openxmlformats.org/markup-compatibility/2006" xmlns:aink="http://schemas.microsoft.com/office/drawing/2016/ink" xmlns:am3d="http://schemas.microsoft.com/office/drawing/2017/model3d" xmlns:o="urn:schemas-microsoft-com:office:office" xmlns:oel="http://schemas.microsoft.com/office/2019/extlst" xmlns:r="http://schemas.openxmlformats.org/officeDocument/2006/relationships" xmlns:m="http://schemas.openxmlformats.org/officeDocument/2006/math" xmlns:v="urn:schemas-microsoft-com:vml" xmlns:wp14="http://schemas.microsoft.com/office/word/2010/wordprocessingDrawing" xmlns:wp="http://schemas.openxmlformats.org/drawingml/2006/wordprocessingDrawing" xmlns:w10="urn:schemas-microsoft-com:office:word" xmlns:w="http://schemas.openxmlformats.org/wordprocessingml/2006/main" xmlns:w14="http://schemas.microsoft.com/office/word/2010/wordml" xmlns:w15="http://schemas.microsoft.com/office/word/2012/wordml" xmlns:w16cex="http://schemas.microsoft.com/office/word/2018/wordml/cex" xmlns:w16cid="http://schemas.microsoft.com/office/word/2016/wordml/cid" xmlns:w16="http://schemas.microsoft.com/office/word/2018/wordml" xmlns:w16sdtdh="http://schemas.microsoft.com/office/word/2020/wordml/sdtdatahash" xmlns:w16se="http://schemas.microsoft.com/office/word/2015/wordml/symex" xmlns:wpg="http://schemas.microsoft.com/office/word/2010/wordprocessingGroup" xmlns:wpi="http://schemas.microsoft.com/office/word/2010/wordprocessingInk" xmlns:wne="http://schemas.microsoft.com/office/word/2006/wordml" xmlns:wps="http://schemas.microsoft.com/office/word/2010/wordprocessingShape" mc:Ignorable="w14 w15 w16se w16cid w16 w16cex w16sdtdh wp14">
+<w:endnotes xmlns:wpc="http://schemas.microsoft.com/office/word/2010/wordprocessingCanvas" xmlns:cx="http://schemas.microsoft.com/office/drawing/2014/chartex" xmlns:cx1="http://schemas.microsoft.com/office/drawing/2015/9/8/chartex" xmlns:cx2="http://schemas.microsoft.com/office/drawing/2015/10/21/chartex" xmlns:cx3="http://schemas.microsoft.com/office/drawing/2016/5/9/chartex" xmlns:cx4="http://schemas.microsoft.com/office/drawing/2016/5/10/chartex" xmlns:cx5="http://schemas.microsoft.com/office/drawing/2016/5/11/chartex" xmlns:cx6="http://schemas.microsoft.com/office/drawing/2016/5/12/chartex" xmlns:cx7="http://schemas.microsoft.com/office/drawing/2016/5/13/chartex" xmlns:cx8="http://schemas.microsoft.com/office/drawing/2016/5/14/chartex" xmlns:mc="http://schemas.openxmlformats.org/markup-compatibility/2006" xmlns:aink="http://schemas.microsoft.com/office/drawing/2016/ink" xmlns:am3d="http://schemas.microsoft.com/office/drawing/2017/model3d" xmlns:o="urn:schemas-microsoft-com:office:office" xmlns:oel="http://schemas.microsoft.com/office/2019/extlst" xmlns:r="http://schemas.openxmlformats.org/officeDocument/2006/relationships" xmlns:m="http://schemas.openxmlformats.org/officeDocument/2006/math" xmlns:v="urn:schemas-microsoft-com:vml" xmlns:wp14="http://schemas.microsoft.com/office/word/2010/wordprocessingDrawing" xmlns:wp="http://schemas.openxmlformats.org/drawingml/2006/wordprocessingDrawing" xmlns:w10="urn:schemas-microsoft-com:office:word" xmlns:w="http://schemas.openxmlformats.org/wordprocessingml/2006/main" xmlns:w14="http://schemas.microsoft.com/office/word/2010/wordml" xmlns:w15="http://schemas.microsoft.com/office/word/2012/wordml" xmlns:w16cex="http://schemas.microsoft.com/office/word/2018/wordml/cex" xmlns:w16cid="http://schemas.microsoft.com/office/word/2016/wordml/cid" xmlns:w16="http://schemas.microsoft.com/office/word/2018/wordml" xmlns:w16du="http://schemas.microsoft.com/office/word/2023/wordml/word16du" xmlns:w16sdtdh="http://schemas.microsoft.com/office/word/2020/wordml/sdtdatahash" xmlns:w16sdtfl="http://schemas.microsoft.com/office/word/2024/wordml/sdtformatlock" xmlns:w16se="http://schemas.microsoft.com/office/word/2015/wordml/symex" xmlns:wpg="http://schemas.microsoft.com/office/word/2010/wordprocessingGroup" xmlns:wpi="http://schemas.microsoft.com/office/word/2010/wordprocessingInk" xmlns:wne="http://schemas.microsoft.com/office/word/2006/wordml" xmlns:wps="http://schemas.microsoft.com/office/word/2010/wordprocessingShape" mc:Ignorable="w14 w15 w16se w16cid w16 w16cex w16sdtdh w16sdtfl w16du wp14">
   <w:endnote w:type="separator" w:id="-1">
     <w:p>
       <w:pPr>
@@ -947,7 +1005,7 @@
 </file>
 
 <file path=word/footer1.xml><?xml version="1.0" encoding="utf-8"?>
-<w:ftr xmlns:wpc="http://schemas.microsoft.com/office/word/2010/wordprocessingCanvas" xmlns:cx="http://schemas.microsoft.com/office/drawing/2014/chartex" xmlns:cx1="http://schemas.microsoft.com/office/drawing/2015/9/8/chartex" xmlns:cx2="http://schemas.microsoft.com/office/drawing/2015/10/21/chartex" xmlns:cx3="http://schemas.microsoft.com/office/drawing/2016/5/9/chartex" xmlns:cx4="http://schemas.microsoft.com/office/drawing/2016/5/10/chartex" xmlns:cx5="http://schemas.microsoft.com/office/drawing/2016/5/11/chartex" xmlns:cx6="http://schemas.microsoft.com/office/drawing/2016/5/12/chartex" xmlns:cx7="http://schemas.microsoft.com/office/drawing/2016/5/13/chartex" xmlns:cx8="http://schemas.microsoft.com/office/drawing/2016/5/14/chartex" xmlns:mc="http://schemas.openxmlformats.org/markup-compatibility/2006" xmlns:aink="http://schemas.microsoft.com/office/drawing/2016/ink" xmlns:am3d="http://schemas.microsoft.com/office/drawing/2017/model3d" xmlns:o="urn:schemas-microsoft-com:office:office" xmlns:oel="http://schemas.microsoft.com/office/2019/extlst" xmlns:r="http://schemas.openxmlformats.org/officeDocument/2006/relationships" xmlns:m="http://schemas.openxmlformats.org/officeDocument/2006/math" xmlns:v="urn:schemas-microsoft-com:vml" xmlns:wp14="http://schemas.microsoft.com/office/word/2010/wordprocessingDrawing" xmlns:wp="http://schemas.openxmlformats.org/drawingml/2006/wordprocessingDrawing" xmlns:w10="urn:schemas-microsoft-com:office:word" xmlns:w="http://schemas.openxmlformats.org/wordprocessingml/2006/main" xmlns:w14="http://schemas.microsoft.com/office/word/2010/wordml" xmlns:w15="http://schemas.microsoft.com/office/word/2012/wordml" xmlns:w16cex="http://schemas.microsoft.com/office/word/2018/wordml/cex" xmlns:w16cid="http://schemas.microsoft.com/office/word/2016/wordml/cid" xmlns:w16="http://schemas.microsoft.com/office/word/2018/wordml" xmlns:w16sdtdh="http://schemas.microsoft.com/office/word/2020/wordml/sdtdatahash" xmlns:w16se="http://schemas.microsoft.com/office/word/2015/wordml/symex" xmlns:wpg="http://schemas.microsoft.com/office/word/2010/wordprocessingGroup" xmlns:wpi="http://schemas.microsoft.com/office/word/2010/wordprocessingInk" xmlns:wne="http://schemas.microsoft.com/office/word/2006/wordml" xmlns:wps="http://schemas.microsoft.com/office/word/2010/wordprocessingShape" mc:Ignorable="w14 w15 w16se w16cid w16 w16cex w16sdtdh wp14">
+<w:ftr xmlns:wpc="http://schemas.microsoft.com/office/word/2010/wordprocessingCanvas" xmlns:cx="http://schemas.microsoft.com/office/drawing/2014/chartex" xmlns:cx1="http://schemas.microsoft.com/office/drawing/2015/9/8/chartex" xmlns:cx2="http://schemas.microsoft.com/office/drawing/2015/10/21/chartex" xmlns:cx3="http://schemas.microsoft.com/office/drawing/2016/5/9/chartex" xmlns:cx4="http://schemas.microsoft.com/office/drawing/2016/5/10/chartex" xmlns:cx5="http://schemas.microsoft.com/office/drawing/2016/5/11/chartex" xmlns:cx6="http://schemas.microsoft.com/office/drawing/2016/5/12/chartex" xmlns:cx7="http://schemas.microsoft.com/office/drawing/2016/5/13/chartex" xmlns:cx8="http://schemas.microsoft.com/office/drawing/2016/5/14/chartex" xmlns:mc="http://schemas.openxmlformats.org/markup-compatibility/2006" xmlns:aink="http://schemas.microsoft.com/office/drawing/2016/ink" xmlns:am3d="http://schemas.microsoft.com/office/drawing/2017/model3d" xmlns:o="urn:schemas-microsoft-com:office:office" xmlns:oel="http://schemas.microsoft.com/office/2019/extlst" xmlns:r="http://schemas.openxmlformats.org/officeDocument/2006/relationships" xmlns:m="http://schemas.openxmlformats.org/officeDocument/2006/math" xmlns:v="urn:schemas-microsoft-com:vml" xmlns:wp14="http://schemas.microsoft.com/office/word/2010/wordprocessingDrawing" xmlns:wp="http://schemas.openxmlformats.org/drawingml/2006/wordprocessingDrawing" xmlns:w10="urn:schemas-microsoft-com:office:word" xmlns:w="http://schemas.openxmlformats.org/wordprocessingml/2006/main" xmlns:w14="http://schemas.microsoft.com/office/word/2010/wordml" xmlns:w15="http://schemas.microsoft.com/office/word/2012/wordml" xmlns:w16cex="http://schemas.microsoft.com/office/word/2018/wordml/cex" xmlns:w16cid="http://schemas.microsoft.com/office/word/2016/wordml/cid" xmlns:w16="http://schemas.microsoft.com/office/word/2018/wordml" xmlns:w16du="http://schemas.microsoft.com/office/word/2023/wordml/word16du" xmlns:w16sdtdh="http://schemas.microsoft.com/office/word/2020/wordml/sdtdatahash" xmlns:w16sdtfl="http://schemas.microsoft.com/office/word/2024/wordml/sdtformatlock" xmlns:w16se="http://schemas.microsoft.com/office/word/2015/wordml/symex" xmlns:wpg="http://schemas.microsoft.com/office/word/2010/wordprocessingGroup" xmlns:wpi="http://schemas.microsoft.com/office/word/2010/wordprocessingInk" xmlns:wne="http://schemas.microsoft.com/office/word/2006/wordml" xmlns:wps="http://schemas.microsoft.com/office/word/2010/wordprocessingShape" mc:Ignorable="w14 w15 w16se w16cid w16 w16cex w16sdtdh w16sdtfl w16du wp14">
   <w:p>
     <w:pPr>
       <w:pStyle w:val="Pidipagina"/>
@@ -1237,7 +1295,7 @@
 </file>
 
 <file path=word/footnotes.xml><?xml version="1.0" encoding="utf-8"?>
-<w:footnotes xmlns:wpc="http://schemas.microsoft.com/office/word/2010/wordprocessingCanvas" xmlns:cx="http://schemas.microsoft.com/office/drawing/2014/chartex" xmlns:cx1="http://schemas.microsoft.com/office/drawing/2015/9/8/chartex" xmlns:cx2="http://schemas.microsoft.com/office/drawing/2015/10/21/chartex" xmlns:cx3="http://schemas.microsoft.com/office/drawing/2016/5/9/chartex" xmlns:cx4="http://schemas.microsoft.com/office/drawing/2016/5/10/chartex" xmlns:cx5="http://schemas.microsoft.com/office/drawing/2016/5/11/chartex" xmlns:cx6="http://schemas.microsoft.com/office/drawing/2016/5/12/chartex" xmlns:cx7="http://schemas.microsoft.com/office/drawing/2016/5/13/chartex" xmlns:cx8="http://schemas.microsoft.com/office/drawing/2016/5/14/chartex" xmlns:mc="http://schemas.openxmlformats.org/markup-compatibility/2006" xmlns:aink="http://schemas.microsoft.com/office/drawing/2016/ink" xmlns:am3d="http://schemas.microsoft.com/office/drawing/2017/model3d" xmlns:o="urn:schemas-microsoft-com:office:office" xmlns:oel="http://schemas.microsoft.com/office/2019/extlst" xmlns:r="http://schemas.openxmlformats.org/officeDocument/2006/relationships" xmlns:m="http://schemas.openxmlformats.org/officeDocument/2006/math" xmlns:v="urn:schemas-microsoft-com:vml" xmlns:wp14="http://schemas.microsoft.com/office/word/2010/wordprocessingDrawing" xmlns:wp="http://schemas.openxmlformats.org/drawingml/2006/wordprocessingDrawing" xmlns:w10="urn:schemas-microsoft-com:office:word" xmlns:w="http://schemas.openxmlformats.org/wordprocessingml/2006/main" xmlns:w14="http://schemas.microsoft.com/office/word/2010/wordml" xmlns:w15="http://schemas.microsoft.com/office/word/2012/wordml" xmlns:w16cex="http://schemas.microsoft.com/office/word/2018/wordml/cex" xmlns:w16cid="http://schemas.microsoft.com/office/word/2016/wordml/cid" xmlns:w16="http://schemas.microsoft.com/office/word/2018/wordml" xmlns:w16sdtdh="http://schemas.microsoft.com/office/word/2020/wordml/sdtdatahash" xmlns:w16se="http://schemas.microsoft.com/office/word/2015/wordml/symex" xmlns:wpg="http://schemas.microsoft.com/office/word/2010/wordprocessingGroup" xmlns:wpi="http://schemas.microsoft.com/office/word/2010/wordprocessingInk" xmlns:wne="http://schemas.microsoft.com/office/word/2006/wordml" xmlns:wps="http://schemas.microsoft.com/office/word/2010/wordprocessingShape" mc:Ignorable="w14 w15 w16se w16cid w16 w16cex w16sdtdh wp14">
+<w:footnotes xmlns:wpc="http://schemas.microsoft.com/office/word/2010/wordprocessingCanvas" xmlns:cx="http://schemas.microsoft.com/office/drawing/2014/chartex" xmlns:cx1="http://schemas.microsoft.com/office/drawing/2015/9/8/chartex" xmlns:cx2="http://schemas.microsoft.com/office/drawing/2015/10/21/chartex" xmlns:cx3="http://schemas.microsoft.com/office/drawing/2016/5/9/chartex" xmlns:cx4="http://schemas.microsoft.com/office/drawing/2016/5/10/chartex" xmlns:cx5="http://schemas.microsoft.com/office/drawing/2016/5/11/chartex" xmlns:cx6="http://schemas.microsoft.com/office/drawing/2016/5/12/chartex" xmlns:cx7="http://schemas.microsoft.com/office/drawing/2016/5/13/chartex" xmlns:cx8="http://schemas.microsoft.com/office/drawing/2016/5/14/chartex" xmlns:mc="http://schemas.openxmlformats.org/markup-compatibility/2006" xmlns:aink="http://schemas.microsoft.com/office/drawing/2016/ink" xmlns:am3d="http://schemas.microsoft.com/office/drawing/2017/model3d" xmlns:o="urn:schemas-microsoft-com:office:office" xmlns:oel="http://schemas.microsoft.com/office/2019/extlst" xmlns:r="http://schemas.openxmlformats.org/officeDocument/2006/relationships" xmlns:m="http://schemas.openxmlformats.org/officeDocument/2006/math" xmlns:v="urn:schemas-microsoft-com:vml" xmlns:wp14="http://schemas.microsoft.com/office/word/2010/wordprocessingDrawing" xmlns:wp="http://schemas.openxmlformats.org/drawingml/2006/wordprocessingDrawing" xmlns:w10="urn:schemas-microsoft-com:office:word" xmlns:w="http://schemas.openxmlformats.org/wordprocessingml/2006/main" xmlns:w14="http://schemas.microsoft.com/office/word/2010/wordml" xmlns:w15="http://schemas.microsoft.com/office/word/2012/wordml" xmlns:w16cex="http://schemas.microsoft.com/office/word/2018/wordml/cex" xmlns:w16cid="http://schemas.microsoft.com/office/word/2016/wordml/cid" xmlns:w16="http://schemas.microsoft.com/office/word/2018/wordml" xmlns:w16du="http://schemas.microsoft.com/office/word/2023/wordml/word16du" xmlns:w16sdtdh="http://schemas.microsoft.com/office/word/2020/wordml/sdtdatahash" xmlns:w16sdtfl="http://schemas.microsoft.com/office/word/2024/wordml/sdtformatlock" xmlns:w16se="http://schemas.microsoft.com/office/word/2015/wordml/symex" xmlns:wpg="http://schemas.microsoft.com/office/word/2010/wordprocessingGroup" xmlns:wpi="http://schemas.microsoft.com/office/word/2010/wordprocessingInk" xmlns:wne="http://schemas.microsoft.com/office/word/2006/wordml" xmlns:wps="http://schemas.microsoft.com/office/word/2010/wordprocessingShape" mc:Ignorable="w14 w15 w16se w16cid w16 w16cex w16sdtdh w16sdtfl w16du wp14">
   <w:footnote w:type="separator" w:id="-1">
     <w:p>
       <w:pPr>
@@ -1262,7 +1320,7 @@
 </file>
 
 <file path=word/header1.xml><?xml version="1.0" encoding="utf-8"?>
-<w:hdr xmlns:wpc="http://schemas.microsoft.com/office/word/2010/wordprocessingCanvas" xmlns:cx="http://schemas.microsoft.com/office/drawing/2014/chartex" xmlns:cx1="http://schemas.microsoft.com/office/drawing/2015/9/8/chartex" xmlns:cx2="http://schemas.microsoft.com/office/drawing/2015/10/21/chartex" xmlns:cx3="http://schemas.microsoft.com/office/drawing/2016/5/9/chartex" xmlns:cx4="http://schemas.microsoft.com/office/drawing/2016/5/10/chartex" xmlns:cx5="http://schemas.microsoft.com/office/drawing/2016/5/11/chartex" xmlns:cx6="http://schemas.microsoft.com/office/drawing/2016/5/12/chartex" xmlns:cx7="http://schemas.microsoft.com/office/drawing/2016/5/13/chartex" xmlns:cx8="http://schemas.microsoft.com/office/drawing/2016/5/14/chartex" xmlns:mc="http://schemas.openxmlformats.org/markup-compatibility/2006" xmlns:aink="http://schemas.microsoft.com/office/drawing/2016/ink" xmlns:am3d="http://schemas.microsoft.com/office/drawing/2017/model3d" xmlns:o="urn:schemas-microsoft-com:office:office" xmlns:oel="http://schemas.microsoft.com/office/2019/extlst" xmlns:r="http://schemas.openxmlformats.org/officeDocument/2006/relationships" xmlns:m="http://schemas.openxmlformats.org/officeDocument/2006/math" xmlns:v="urn:schemas-microsoft-com:vml" xmlns:wp14="http://schemas.microsoft.com/office/word/2010/wordprocessingDrawing" xmlns:wp="http://schemas.openxmlformats.org/drawingml/2006/wordprocessingDrawing" xmlns:w10="urn:schemas-microsoft-com:office:word" xmlns:w="http://schemas.openxmlformats.org/wordprocessingml/2006/main" xmlns:w14="http://schemas.microsoft.com/office/word/2010/wordml" xmlns:w15="http://schemas.microsoft.com/office/word/2012/wordml" xmlns:w16cex="http://schemas.microsoft.com/office/word/2018/wordml/cex" xmlns:w16cid="http://schemas.microsoft.com/office/word/2016/wordml/cid" xmlns:w16="http://schemas.microsoft.com/office/word/2018/wordml" xmlns:w16sdtdh="http://schemas.microsoft.com/office/word/2020/wordml/sdtdatahash" xmlns:w16se="http://schemas.microsoft.com/office/word/2015/wordml/symex" xmlns:wpg="http://schemas.microsoft.com/office/word/2010/wordprocessingGroup" xmlns:wpi="http://schemas.microsoft.com/office/word/2010/wordprocessingInk" xmlns:wne="http://schemas.microsoft.com/office/word/2006/wordml" xmlns:wps="http://schemas.microsoft.com/office/word/2010/wordprocessingShape" mc:Ignorable="w14 w15 w16se w16cid w16 w16cex w16sdtdh wp14">
+<w:hdr xmlns:wpc="http://schemas.microsoft.com/office/word/2010/wordprocessingCanvas" xmlns:cx="http://schemas.microsoft.com/office/drawing/2014/chartex" xmlns:cx1="http://schemas.microsoft.com/office/drawing/2015/9/8/chartex" xmlns:cx2="http://schemas.microsoft.com/office/drawing/2015/10/21/chartex" xmlns:cx3="http://schemas.microsoft.com/office/drawing/2016/5/9/chartex" xmlns:cx4="http://schemas.microsoft.com/office/drawing/2016/5/10/chartex" xmlns:cx5="http://schemas.microsoft.com/office/drawing/2016/5/11/chartex" xmlns:cx6="http://schemas.microsoft.com/office/drawing/2016/5/12/chartex" xmlns:cx7="http://schemas.microsoft.com/office/drawing/2016/5/13/chartex" xmlns:cx8="http://schemas.microsoft.com/office/drawing/2016/5/14/chartex" xmlns:mc="http://schemas.openxmlformats.org/markup-compatibility/2006" xmlns:aink="http://schemas.microsoft.com/office/drawing/2016/ink" xmlns:am3d="http://schemas.microsoft.com/office/drawing/2017/model3d" xmlns:o="urn:schemas-microsoft-com:office:office" xmlns:oel="http://schemas.microsoft.com/office/2019/extlst" xmlns:r="http://schemas.openxmlformats.org/officeDocument/2006/relationships" xmlns:m="http://schemas.openxmlformats.org/officeDocument/2006/math" xmlns:v="urn:schemas-microsoft-com:vml" xmlns:wp14="http://schemas.microsoft.com/office/word/2010/wordprocessingDrawing" xmlns:wp="http://schemas.openxmlformats.org/drawingml/2006/wordprocessingDrawing" xmlns:w10="urn:schemas-microsoft-com:office:word" xmlns:w="http://schemas.openxmlformats.org/wordprocessingml/2006/main" xmlns:w14="http://schemas.microsoft.com/office/word/2010/wordml" xmlns:w15="http://schemas.microsoft.com/office/word/2012/wordml" xmlns:w16cex="http://schemas.microsoft.com/office/word/2018/wordml/cex" xmlns:w16cid="http://schemas.microsoft.com/office/word/2016/wordml/cid" xmlns:w16="http://schemas.microsoft.com/office/word/2018/wordml" xmlns:w16du="http://schemas.microsoft.com/office/word/2023/wordml/word16du" xmlns:w16sdtdh="http://schemas.microsoft.com/office/word/2020/wordml/sdtdatahash" xmlns:w16sdtfl="http://schemas.microsoft.com/office/word/2024/wordml/sdtformatlock" xmlns:w16se="http://schemas.microsoft.com/office/word/2015/wordml/symex" xmlns:wpg="http://schemas.microsoft.com/office/word/2010/wordprocessingGroup" xmlns:wpi="http://schemas.microsoft.com/office/word/2010/wordprocessingInk" xmlns:wne="http://schemas.microsoft.com/office/word/2006/wordml" xmlns:wps="http://schemas.microsoft.com/office/word/2010/wordprocessingShape" mc:Ignorable="w14 w15 w16se w16cid w16 w16cex w16sdtdh w16sdtfl w16du wp14">
   <w:p>
     <w:pPr>
       <w:pStyle w:val="Titolo1"/>
@@ -1290,7 +1348,7 @@
 </file>
 
 <file path=word/numbering.xml><?xml version="1.0" encoding="utf-8"?>
-<w:numbering xmlns:wpc="http://schemas.microsoft.com/office/word/2010/wordprocessingCanvas" xmlns:cx="http://schemas.microsoft.com/office/drawing/2014/chartex" xmlns:cx1="http://schemas.microsoft.com/office/drawing/2015/9/8/chartex" xmlns:cx2="http://schemas.microsoft.com/office/drawing/2015/10/21/chartex" xmlns:cx3="http://schemas.microsoft.com/office/drawing/2016/5/9/chartex" xmlns:cx4="http://schemas.microsoft.com/office/drawing/2016/5/10/chartex" xmlns:cx5="http://schemas.microsoft.com/office/drawing/2016/5/11/chartex" xmlns:cx6="http://schemas.microsoft.com/office/drawing/2016/5/12/chartex" xmlns:cx7="http://schemas.microsoft.com/office/drawing/2016/5/13/chartex" xmlns:cx8="http://schemas.microsoft.com/office/drawing/2016/5/14/chartex" xmlns:mc="http://schemas.openxmlformats.org/markup-compatibility/2006" xmlns:aink="http://schemas.microsoft.com/office/drawing/2016/ink" xmlns:am3d="http://schemas.microsoft.com/office/drawing/2017/model3d" xmlns:o="urn:schemas-microsoft-com:office:office" xmlns:oel="http://schemas.microsoft.com/office/2019/extlst" xmlns:r="http://schemas.openxmlformats.org/officeDocument/2006/relationships" xmlns:m="http://schemas.openxmlformats.org/officeDocument/2006/math" xmlns:v="urn:schemas-microsoft-com:vml" xmlns:wp14="http://schemas.microsoft.com/office/word/2010/wordprocessingDrawing" xmlns:wp="http://schemas.openxmlformats.org/drawingml/2006/wordprocessingDrawing" xmlns:w10="urn:schemas-microsoft-com:office:word" xmlns:w="http://schemas.openxmlformats.org/wordprocessingml/2006/main" xmlns:w14="http://schemas.microsoft.com/office/word/2010/wordml" xmlns:w15="http://schemas.microsoft.com/office/word/2012/wordml" xmlns:w16cex="http://schemas.microsoft.com/office/word/2018/wordml/cex" xmlns:w16cid="http://schemas.microsoft.com/office/word/2016/wordml/cid" xmlns:w16="http://schemas.microsoft.com/office/word/2018/wordml" xmlns:w16sdtdh="http://schemas.microsoft.com/office/word/2020/wordml/sdtdatahash" xmlns:w16se="http://schemas.microsoft.com/office/word/2015/wordml/symex" xmlns:wpg="http://schemas.microsoft.com/office/word/2010/wordprocessingGroup" xmlns:wpi="http://schemas.microsoft.com/office/word/2010/wordprocessingInk" xmlns:wne="http://schemas.microsoft.com/office/word/2006/wordml" xmlns:wps="http://schemas.microsoft.com/office/word/2010/wordprocessingShape" mc:Ignorable="w14 w15 w16se w16cid w16 w16cex w16sdtdh wp14">
+<w:numbering xmlns:wpc="http://schemas.microsoft.com/office/word/2010/wordprocessingCanvas" xmlns:cx="http://schemas.microsoft.com/office/drawing/2014/chartex" xmlns:cx1="http://schemas.microsoft.com/office/drawing/2015/9/8/chartex" xmlns:cx2="http://schemas.microsoft.com/office/drawing/2015/10/21/chartex" xmlns:cx3="http://schemas.microsoft.com/office/drawing/2016/5/9/chartex" xmlns:cx4="http://schemas.microsoft.com/office/drawing/2016/5/10/chartex" xmlns:cx5="http://schemas.microsoft.com/office/drawing/2016/5/11/chartex" xmlns:cx6="http://schemas.microsoft.com/office/drawing/2016/5/12/chartex" xmlns:cx7="http://schemas.microsoft.com/office/drawing/2016/5/13/chartex" xmlns:cx8="http://schemas.microsoft.com/office/drawing/2016/5/14/chartex" xmlns:mc="http://schemas.openxmlformats.org/markup-compatibility/2006" xmlns:aink="http://schemas.microsoft.com/office/drawing/2016/ink" xmlns:am3d="http://schemas.microsoft.com/office/drawing/2017/model3d" xmlns:o="urn:schemas-microsoft-com:office:office" xmlns:oel="http://schemas.microsoft.com/office/2019/extlst" xmlns:r="http://schemas.openxmlformats.org/officeDocument/2006/relationships" xmlns:m="http://schemas.openxmlformats.org/officeDocument/2006/math" xmlns:v="urn:schemas-microsoft-com:vml" xmlns:wp14="http://schemas.microsoft.com/office/word/2010/wordprocessingDrawing" xmlns:wp="http://schemas.openxmlformats.org/drawingml/2006/wordprocessingDrawing" xmlns:w10="urn:schemas-microsoft-com:office:word" xmlns:w="http://schemas.openxmlformats.org/wordprocessingml/2006/main" xmlns:w14="http://schemas.microsoft.com/office/word/2010/wordml" xmlns:w15="http://schemas.microsoft.com/office/word/2012/wordml" xmlns:w16cex="http://schemas.microsoft.com/office/word/2018/wordml/cex" xmlns:w16cid="http://schemas.microsoft.com/office/word/2016/wordml/cid" xmlns:w16="http://schemas.microsoft.com/office/word/2018/wordml" xmlns:w16du="http://schemas.microsoft.com/office/word/2023/wordml/word16du" xmlns:w16sdtdh="http://schemas.microsoft.com/office/word/2020/wordml/sdtdatahash" xmlns:w16sdtfl="http://schemas.microsoft.com/office/word/2024/wordml/sdtformatlock" xmlns:w16se="http://schemas.microsoft.com/office/word/2015/wordml/symex" xmlns:wpg="http://schemas.microsoft.com/office/word/2010/wordprocessingGroup" xmlns:wpi="http://schemas.microsoft.com/office/word/2010/wordprocessingInk" xmlns:wne="http://schemas.microsoft.com/office/word/2006/wordml" xmlns:wps="http://schemas.microsoft.com/office/word/2010/wordprocessingShape" mc:Ignorable="w14 w15 w16se w16cid w16 w16cex w16sdtdh w16sdtfl w16du wp14">
   <w:abstractNum w:abstractNumId="0" w15:restartNumberingAfterBreak="0">
     <w:nsid w:val="0750379A"/>
     <w:multiLevelType w:val="hybridMultilevel"/>
@@ -1821,7 +1879,7 @@
 </file>
 
 <file path=word/styles.xml><?xml version="1.0" encoding="utf-8"?>
-<w:styles xmlns:mc="http://schemas.openxmlformats.org/markup-compatibility/2006" xmlns:r="http://schemas.openxmlformats.org/officeDocument/2006/relationships" xmlns:w="http://schemas.openxmlformats.org/wordprocessingml/2006/main" xmlns:w14="http://schemas.microsoft.com/office/word/2010/wordml" xmlns:w15="http://schemas.microsoft.com/office/word/2012/wordml" xmlns:w16cex="http://schemas.microsoft.com/office/word/2018/wordml/cex" xmlns:w16cid="http://schemas.microsoft.com/office/word/2016/wordml/cid" xmlns:w16="http://schemas.microsoft.com/office/word/2018/wordml" xmlns:w16sdtdh="http://schemas.microsoft.com/office/word/2020/wordml/sdtdatahash" xmlns:w16se="http://schemas.microsoft.com/office/word/2015/wordml/symex" mc:Ignorable="w14 w15 w16se w16cid w16 w16cex w16sdtdh">
+<w:styles xmlns:mc="http://schemas.openxmlformats.org/markup-compatibility/2006" xmlns:r="http://schemas.openxmlformats.org/officeDocument/2006/relationships" xmlns:w="http://schemas.openxmlformats.org/wordprocessingml/2006/main" xmlns:w14="http://schemas.microsoft.com/office/word/2010/wordml" xmlns:w15="http://schemas.microsoft.com/office/word/2012/wordml" xmlns:w16cex="http://schemas.microsoft.com/office/word/2018/wordml/cex" xmlns:w16cid="http://schemas.microsoft.com/office/word/2016/wordml/cid" xmlns:w16="http://schemas.microsoft.com/office/word/2018/wordml" xmlns:w16du="http://schemas.microsoft.com/office/word/2023/wordml/word16du" xmlns:w16sdtdh="http://schemas.microsoft.com/office/word/2020/wordml/sdtdatahash" xmlns:w16sdtfl="http://schemas.microsoft.com/office/word/2024/wordml/sdtformatlock" xmlns:w16se="http://schemas.microsoft.com/office/word/2015/wordml/symex" mc:Ignorable="w14 w15 w16se w16cid w16 w16cex w16sdtdh w16sdtfl w16du">
   <w:docDefaults>
     <w:rPrDefault>
       <w:rPr>
